--- a/template/Output_API_Master.docx
+++ b/template/Output_API_Master.docx
@@ -27,183 +27,6 @@
         <w:tc>
           <w:tcPr>
             <w:tcW w:w="1543" w:type="dxa"/>
-            <w:vAlign w:val="center"/>
-          </w:tcPr>
-          <w:p>
-            <w:pPr>
-              <w:pStyle w:val="NormalWeb"/>
-              <w:tabs>
-                <w:tab w:val="left" w:pos="993"/>
-              </w:tabs>
-              <w:snapToGrid w:val="0"/>
-              <w:spacing w:before="120" w:beforeAutospacing="0" w:after="120" w:afterAutospacing="0"/>
-              <w:rPr>
-                <w:b/>
-                <w:szCs w:val="28"/>
-              </w:rPr>
-            </w:pPr>
-            <w:r>
-              <w:rPr>
-                <w:b/>
-                <w:szCs w:val="28"/>
-              </w:rPr>
-              <w:t>Link</w:t>
-            </w:r>
-          </w:p>
-        </w:tc>
-        <w:tc>
-          <w:tcPr>
-            <w:tcW w:w="6979" w:type="dxa"/>
-            <w:vAlign w:val="center"/>
-          </w:tcPr>
-          <w:p>
-            <w:pPr>
-              <w:pStyle w:val="NormalWeb"/>
-              <w:tabs>
-                <w:tab w:val="left" w:pos="993"/>
-              </w:tabs>
-              <w:snapToGrid w:val="0"/>
-              <w:spacing w:before="120" w:beforeAutospacing="0" w:after="120" w:afterAutospacing="0"/>
-              <w:rPr>
-                <w:b/>
-                <w:szCs w:val="28"/>
-              </w:rPr>
-            </w:pPr>
-            <w:r>
-              <w:rPr>
-                <w:b/>
-                <w:szCs w:val="28"/>
-              </w:rPr>
-              <w:t>https://gap-system.edu.vn</w:t>
-            </w:r>
-          </w:p>
-        </w:tc>
-      </w:tr>
-      <w:tr>
-        <w:trPr>
-          <w:trHeight w:val="567"/>
-        </w:trPr>
-        <w:tc>
-          <w:tcPr>
-            <w:tcW w:w="1543" w:type="dxa"/>
-            <w:vAlign w:val="center"/>
-          </w:tcPr>
-          <w:p>
-            <w:pPr>
-              <w:pStyle w:val="NormalWeb"/>
-              <w:tabs>
-                <w:tab w:val="left" w:pos="993"/>
-              </w:tabs>
-              <w:snapToGrid w:val="0"/>
-              <w:spacing w:before="120" w:beforeAutospacing="0" w:after="120" w:afterAutospacing="0"/>
-              <w:rPr>
-                <w:b/>
-                <w:szCs w:val="28"/>
-              </w:rPr>
-            </w:pPr>
-            <w:r>
-              <w:rPr>
-                <w:b/>
-                <w:szCs w:val="28"/>
-              </w:rPr>
-              <w:t>Tên đăng nhập</w:t>
-            </w:r>
-          </w:p>
-        </w:tc>
-        <w:tc>
-          <w:tcPr>
-            <w:tcW w:w="6979" w:type="dxa"/>
-            <w:vAlign w:val="center"/>
-          </w:tcPr>
-          <w:p>
-            <w:pPr>
-              <w:pStyle w:val="NormalWeb"/>
-              <w:tabs>
-                <w:tab w:val="left" w:pos="993"/>
-              </w:tabs>
-              <w:snapToGrid w:val="0"/>
-              <w:spacing w:before="120" w:beforeAutospacing="0" w:after="120" w:afterAutospacing="0"/>
-              <w:rPr>
-                <w:b/>
-                <w:szCs w:val="28"/>
-              </w:rPr>
-            </w:pPr>
-            <w:r>
-              <w:rPr>
-                <w:b/>
-                <w:szCs w:val="28"/>
-              </w:rPr>
-              <w:t>admin</w:t>
-            </w:r>
-          </w:p>
-        </w:tc>
-      </w:tr>
-      <w:tr>
-        <w:trPr>
-          <w:trHeight w:val="567"/>
-        </w:trPr>
-        <w:tc>
-          <w:tcPr>
-            <w:tcW w:w="1543" w:type="dxa"/>
-            <w:vAlign w:val="center"/>
-          </w:tcPr>
-          <w:p>
-            <w:pPr>
-              <w:pStyle w:val="NormalWeb"/>
-              <w:tabs>
-                <w:tab w:val="left" w:pos="993"/>
-              </w:tabs>
-              <w:snapToGrid w:val="0"/>
-              <w:spacing w:before="120" w:beforeAutospacing="0" w:after="120" w:afterAutospacing="0"/>
-              <w:rPr>
-                <w:b/>
-                <w:szCs w:val="28"/>
-              </w:rPr>
-            </w:pPr>
-            <w:r>
-              <w:rPr>
-                <w:b/>
-                <w:szCs w:val="28"/>
-              </w:rPr>
-              <w:t>Mật khẩu</w:t>
-            </w:r>
-          </w:p>
-        </w:tc>
-        <w:tc>
-          <w:tcPr>
-            <w:tcW w:w="6979" w:type="dxa"/>
-            <w:vAlign w:val="center"/>
-          </w:tcPr>
-          <w:p>
-            <w:pPr>
-              <w:pStyle w:val="NormalWeb"/>
-              <w:tabs>
-                <w:tab w:val="left" w:pos="993"/>
-              </w:tabs>
-              <w:snapToGrid w:val="0"/>
-              <w:spacing w:before="120" w:beforeAutospacing="0" w:after="120" w:afterAutospacing="0"/>
-              <w:rPr>
-                <w:b/>
-                <w:szCs w:val="28"/>
-              </w:rPr>
-            </w:pPr>
-            <w:r>
-              <w:rPr>
-                <w:b/>
-                <w:szCs w:val="28"/>
-              </w:rPr>
-              <w:t>Admin@123</w:t>
-            </w:r>
-          </w:p>
-        </w:tc>
-      </w:tr>
-      <w:tr>
-        <w:trPr>
-          <w:trHeight w:val="567"/>
-        </w:trPr>
-        <w:tc>
-          <w:tcPr>
-            <w:tcW w:w="1543" w:type="dxa"/>
             <w:shd w:val="clear" w:color="auto" w:fill="00B0F0"/>
             <w:vAlign w:val="center"/>
           </w:tcPr>
@@ -252,14 +75,88 @@
                 <w:szCs w:val="28"/>
               </w:rPr>
             </w:pPr>
+            <w:proofErr w:type="spellStart"/>
             <w:r>
               <w:rPr>
                 <w:b/>
                 <w:color w:val="FFFFFF"/>
                 <w:szCs w:val="28"/>
               </w:rPr>
-              <w:t>Duyá»‡t tÃ i liá»‡u ngoÃ i (GAP)</w:t>
-            </w:r>
+              <w:t>Tên</w:t>
+            </w:r>
+            <w:proofErr w:type="spellEnd"/>
+            <w:r>
+              <w:rPr>
+                <w:b/>
+                <w:color w:val="FFFFFF"/>
+                <w:szCs w:val="28"/>
+              </w:rPr>
+              <w:t xml:space="preserve"> </w:t>
+            </w:r>
+            <w:proofErr w:type="spellStart"/>
+            <w:r>
+              <w:rPr>
+                <w:b/>
+                <w:color w:val="FFFFFF"/>
+                <w:szCs w:val="28"/>
+              </w:rPr>
+              <w:t>gọi</w:t>
+            </w:r>
+            <w:proofErr w:type="spellEnd"/>
+            <w:r>
+              <w:rPr>
+                <w:b/>
+                <w:color w:val="FFFFFF"/>
+                <w:szCs w:val="28"/>
+              </w:rPr>
+              <w:t xml:space="preserve"> </w:t>
+            </w:r>
+            <w:proofErr w:type="spellStart"/>
+            <w:r>
+              <w:rPr>
+                <w:b/>
+                <w:color w:val="FFFFFF"/>
+                <w:szCs w:val="28"/>
+              </w:rPr>
+              <w:t>tổng</w:t>
+            </w:r>
+            <w:proofErr w:type="spellEnd"/>
+            <w:r>
+              <w:rPr>
+                <w:b/>
+                <w:color w:val="FFFFFF"/>
+                <w:szCs w:val="28"/>
+              </w:rPr>
+              <w:t xml:space="preserve"> </w:t>
+            </w:r>
+            <w:proofErr w:type="spellStart"/>
+            <w:r>
+              <w:rPr>
+                <w:b/>
+                <w:color w:val="FFFFFF"/>
+                <w:szCs w:val="28"/>
+              </w:rPr>
+              <w:t>quát</w:t>
+            </w:r>
+            <w:proofErr w:type="spellEnd"/>
+            <w:r>
+              <w:rPr>
+                <w:b/>
+                <w:color w:val="FFFFFF"/>
+                <w:szCs w:val="28"/>
+              </w:rPr>
+              <w:t xml:space="preserve"> </w:t>
+            </w:r>
+            <w:proofErr w:type="spellStart"/>
+            <w:r>
+              <w:rPr>
+                <w:b/>
+                <w:color w:val="FFFFFF"/>
+                <w:szCs w:val="28"/>
+              </w:rPr>
+              <w:t>api</w:t>
+            </w:r>
+            <w:proofErr w:type="spellEnd"/>
           </w:p>
         </w:tc>
       </w:tr>
@@ -283,7 +180,6 @@
               <w:spacing w:before="120" w:beforeAutospacing="0" w:after="120" w:afterAutospacing="0"/>
               <w:rPr>
                 <w:szCs w:val="28"/>
-                <w:lang w:val="vi-VN"/>
               </w:rPr>
             </w:pPr>
             <w:r>
@@ -296,9 +192,8 @@
             <w:r>
               <w:rPr>
                 <w:szCs w:val="28"/>
-                <w:lang w:val="vi-VN"/>
-              </w:rPr>
-              <w:t>Tháº©m Ä‘á»‹nh tÃ i liá»‡u ngoÃ i do giÃ¡o viÃªn Ä‘á» xuáº¥t trÆ°á»›c khi Ä‘Æ°a vÃ o Kho GAP.</w:t>
+              </w:rPr>
+              <w:t>…</w:t>
             </w:r>
           </w:p>
           <w:p>
@@ -363,12 +258,14 @@
               </w:rPr>
               <w:t>"</w:t>
             </w:r>
+            <w:proofErr w:type="spellStart"/>
             <w:r>
               <w:rPr>
                 <w:szCs w:val="28"/>
               </w:rPr>
               <w:t>UserName</w:t>
             </w:r>
+            <w:proofErr w:type="spellEnd"/>
             <w:r>
               <w:rPr>
                 <w:szCs w:val="28"/>
@@ -391,12 +288,42 @@
               <w:tab/>
               <w:t>(</w:t>
             </w:r>
-            <w:r>
-              <w:rPr>
-                <w:szCs w:val="28"/>
-              </w:rPr>
-              <w:t>Tên đăng nhập</w:t>
-            </w:r>
+            <w:proofErr w:type="spellStart"/>
+            <w:r>
+              <w:rPr>
+                <w:szCs w:val="28"/>
+              </w:rPr>
+              <w:t>Tên</w:t>
+            </w:r>
+            <w:proofErr w:type="spellEnd"/>
+            <w:r>
+              <w:rPr>
+                <w:szCs w:val="28"/>
+              </w:rPr>
+              <w:t xml:space="preserve"> </w:t>
+            </w:r>
+            <w:proofErr w:type="spellStart"/>
+            <w:r>
+              <w:rPr>
+                <w:szCs w:val="28"/>
+              </w:rPr>
+              <w:t>đăng</w:t>
+            </w:r>
+            <w:proofErr w:type="spellEnd"/>
+            <w:r>
+              <w:rPr>
+                <w:szCs w:val="28"/>
+              </w:rPr>
+              <w:t xml:space="preserve"> </w:t>
+            </w:r>
+            <w:proofErr w:type="spellStart"/>
+            <w:r>
+              <w:rPr>
+                <w:szCs w:val="28"/>
+              </w:rPr>
+              <w:t>nhập</w:t>
+            </w:r>
+            <w:proofErr w:type="spellEnd"/>
             <w:r>
               <w:rPr>
                 <w:szCs w:val="28"/>
@@ -458,12 +385,28 @@
               <w:tab/>
               <w:t>(</w:t>
             </w:r>
-            <w:r>
-              <w:rPr>
-                <w:szCs w:val="28"/>
-              </w:rPr>
-              <w:t>Mật khẩu</w:t>
-            </w:r>
+            <w:proofErr w:type="spellStart"/>
+            <w:r>
+              <w:rPr>
+                <w:szCs w:val="28"/>
+              </w:rPr>
+              <w:t>Mật</w:t>
+            </w:r>
+            <w:proofErr w:type="spellEnd"/>
+            <w:r>
+              <w:rPr>
+                <w:szCs w:val="28"/>
+              </w:rPr>
+              <w:t xml:space="preserve"> </w:t>
+            </w:r>
+            <w:proofErr w:type="spellStart"/>
+            <w:r>
+              <w:rPr>
+                <w:szCs w:val="28"/>
+              </w:rPr>
+              <w:t>khẩu</w:t>
+            </w:r>
+            <w:proofErr w:type="spellEnd"/>
             <w:r>
               <w:rPr>
                 <w:szCs w:val="28"/>
@@ -600,7 +543,7 @@
                 <w:szCs w:val="28"/>
                 <w:lang w:val="vi-VN"/>
               </w:rPr>
-              <w:t>“data”: object (ThÃ´ng tin tÃ i liá»‡u Ä‘Ã£ duyá»‡t)</w:t>
+              <w:t>“data”: object ()</w:t>
             </w:r>
           </w:p>
           <w:p>
@@ -761,12 +704,14 @@
               </w:rPr>
               <w:t>(</w:t>
             </w:r>
+            <w:proofErr w:type="spellStart"/>
             <w:r>
               <w:rPr>
                 <w:szCs w:val="28"/>
               </w:rPr>
               <w:t>cURL</w:t>
             </w:r>
+            <w:proofErr w:type="spellEnd"/>
             <w:r>
               <w:rPr>
                 <w:szCs w:val="28"/>
@@ -824,7 +769,21 @@
               <w:rPr>
                 <w:szCs w:val="28"/>
               </w:rPr>
-              <w:t>--header 'Content-Type: application/json' \</w:t>
+              <w:t>--header 'Content-Type: application/</w:t>
+            </w:r>
+            <w:proofErr w:type="spellStart"/>
+            <w:r>
+              <w:rPr>
+                <w:szCs w:val="28"/>
+              </w:rPr>
+              <w:t>json</w:t>
+            </w:r>
+            <w:proofErr w:type="spellEnd"/>
+            <w:r>
+              <w:rPr>
+                <w:szCs w:val="28"/>
+              </w:rPr>
+              <w:t>' \</w:t>
             </w:r>
           </w:p>
           <w:p>
@@ -864,7 +823,21 @@
               <w:rPr>
                 <w:szCs w:val="28"/>
               </w:rPr>
-              <w:t>“proposalId”: “GAP-2023-001”,</w:t>
+              <w:t>“</w:t>
+            </w:r>
+            <w:proofErr w:type="spellStart"/>
+            <w:r>
+              <w:rPr>
+                <w:szCs w:val="28"/>
+              </w:rPr>
+              <w:t>proposalId</w:t>
+            </w:r>
+            <w:proofErr w:type="spellEnd"/>
+            <w:r>
+              <w:rPr>
+                <w:szCs w:val="28"/>
+              </w:rPr>
+              <w:t>”: “GAP-2023-001”,</w:t>
             </w:r>
           </w:p>
           <w:p>
